--- a/human/tasks/V-04/summary.docx
+++ b/human/tasks/V-04/summary.docx
@@ -138,7 +138,7 @@
     </w:p>
     <w:p>
       <w:r>
-        <w:t>历史各代工具与旧滚动、拆层试验有据归档；当前execution仅提供选定版本复测。签署、人工评审和媒体保留原件；根目录最终双层迁移待全部包完成。</w:t>
+        <w:t>历史各代工具与旧滚动、拆层试验有据归档；当前execution仅提供选定版本复测。签署、人工评审和媒体保留原件；根目录19/19项已迁入human/agent，当前读取和运行入口已验证，业务签收不变。</w:t>
       </w:r>
     </w:p>
     <w:p>
@@ -202,7 +202,12 @@
     </w:p>
     <w:p>
       <w:r>
-        <w:t>明确路径提交并推送codex/task-package-normalization。当前规范化17/71，剩余54包，注册表下一包D-01；V-05 READY不等于已实现，整体目标继续。</w:t>
+        <w:t>规范化71/71包、根目录迁移19/19项完成；每包Word由Agent源生成。</w:t>
+      </w:r>
+    </w:p>
+    <w:p>
+      <w:r>
+        <w:t>业务状态DONE，原签收与未交付项不变；后续按注册表和实际依赖推进。</w:t>
       </w:r>
     </w:p>
     <w:p>
